--- a/数据结构2019-题库.docx
+++ b/数据结构2019-题库.docx
@@ -4026,27 +4026,15 @@
         </w:rPr>
         <w:t xml:space="preserve">算法实现：</w:t>
       </w:r>
-    </w:p>
-    <w:p>
-      <w:pPr>
-        <w:pStyle w:val="BodyText"/>
-      </w:pPr>
-      <w:r>
-        <w:rPr>
-          <w:rFonts w:hint="eastAsia"/>
-          <w:b/>
-          <w:bCs/>
-        </w:rPr>
-        <w:t xml:space="preserve">[答案解析]</w:t>
-      </w:r>
-      <w:r>
-        <w:br/>
-      </w:r>
-    </w:p>
-    <w:p>
-      <w:pPr>
-        <w:pStyle w:val="BodyText"/>
-      </w:pPr>
+      <w:r>
+        <w:t xml:space="preserve"> </w:t>
+      </w:r>
+      <w:r>
+        <w:t xml:space="preserve">“‘</w:t>
+      </w:r>
+      <w:r>
+        <w:t xml:space="preserve"> </w:t>
+      </w:r>
       <w:r>
         <w:t xml:space="preserve">#include &lt;stdio.h&gt;</w:t>
       </w:r>
@@ -4433,6 +4421,12 @@
         </w:rPr>
         <w:t xml:space="preserve">时间复杂度：O(n)，其中n为链表长度。找中点需要O(n/2)，逆置后半部分需要O(n/2)，合并需要O(n)，总时间复杂度为O(n)。</w:t>
       </w:r>
+      <w:r>
+        <w:t xml:space="preserve"> </w:t>
+      </w:r>
+      <w:r>
+        <w:t xml:space="preserve">“‘</w:t>
+      </w:r>
     </w:p>
     <w:p>
       <w:pPr>
@@ -4470,43 +4464,7 @@
         <w:rPr>
           <w:rFonts w:hint="eastAsia"/>
         </w:rPr>
-        <w:t xml:space="preserve">请设计一个队列，要求满足：</w:t>
-      </w:r>
-      <w:r>
-        <w:t xml:space="preserve">$\textcircled{1}$</w:t>
-      </w:r>
-      <w:r>
-        <w:rPr>
-          <w:rFonts w:hint="eastAsia"/>
-        </w:rPr>
-        <w:t xml:space="preserve">初始时队列为空；</w:t>
-      </w:r>
-      <w:r>
-        <w:t xml:space="preserve">$\textcircled{2}$</w:t>
-      </w:r>
-      <w:r>
-        <w:rPr>
-          <w:rFonts w:hint="eastAsia"/>
-        </w:rPr>
-        <w:t xml:space="preserve">入队时，允许增加队列占用空间；</w:t>
-      </w:r>
-      <w:r>
-        <w:t xml:space="preserve">$\textcircled{3}$</w:t>
-      </w:r>
-      <w:r>
-        <w:rPr>
-          <w:rFonts w:hint="eastAsia"/>
-        </w:rPr>
-        <w:t xml:space="preserve">出队后，出队元素所占用的空间可重复使用，即整个队列所占用的空间只增不减；</w:t>
-      </w:r>
-      <w:r>
-        <w:t xml:space="preserve">$\textcircled{4}$</w:t>
-      </w:r>
-      <w:r>
-        <w:rPr>
-          <w:rFonts w:hint="eastAsia"/>
-        </w:rPr>
-        <w:t xml:space="preserve">入队操作和出队操作的时间复杂度始终保持为</w:t>
+        <w:t xml:space="preserve">请设计一个队列，要求满足：①初始时队列为空；②入队时，允许增加队列占用空间；③出队后，出队元素所占用的空间可重复使用，即整个队列所占用的空间只增不减；④入队操作和出队操作的时间复杂度始终保持为</w:t>
       </w:r>
       <m:oMath>
         <m:r>
